--- a/Laporan/Laporan_Modul10_23051430011.docx
+++ b/Laporan/Laporan_Modul10_23051430011.docx
@@ -261,7 +261,7 @@
                 <w:sz w:val="28"/>
                 <w:szCs w:val="28"/>
               </w:rPr>
-              <w:t>8</w:t>
+              <w:t>10</w:t>
             </w:r>
             <w:r>
               <w:rPr>
@@ -1064,7 +1064,7 @@
               <w:rPr>
                 <w:color w:val="333333"/>
               </w:rPr>
-              <w:t>9</w:t>
+              <w:t>10</w:t>
             </w:r>
             <w:r>
               <w:rPr>
@@ -1090,7 +1090,7 @@
               <w:rPr>
                 <w:color w:val="333333"/>
               </w:rPr>
-              <w:t>9</w:t>
+              <w:t>10</w:t>
             </w:r>
             <w:r>
               <w:rPr>
@@ -6832,7 +6832,7 @@
                 <w:lang w:val="nb-NO"/>
               </w:rPr>
               <w:drawing>
-                <wp:anchor distT="0" distB="0" distL="114300" distR="114300" simplePos="0" relativeHeight="251668480" behindDoc="0" locked="0" layoutInCell="1" allowOverlap="1" wp14:anchorId="3AB4654C" wp14:editId="0FA4DBEA">
+                <wp:anchor distT="0" distB="0" distL="114300" distR="114300" simplePos="0" relativeHeight="251668480" behindDoc="0" locked="0" layoutInCell="1" allowOverlap="1" wp14:anchorId="3AB4654C" wp14:editId="1F8DAFE2">
                   <wp:simplePos x="0" y="0"/>
                   <wp:positionH relativeFrom="column">
                     <wp:posOffset>1764665</wp:posOffset>
@@ -10045,29 +10045,7 @@
                 <w:szCs w:val="18"/>
                 <w:lang w:val="en-US"/>
               </w:rPr>
-              <w:t>`badge ${</w:t>
-            </w:r>
-            <w:proofErr w:type="spellStart"/>
-            <w:r>
-              <w:rPr>
-                <w:rFonts w:ascii="Courier New" w:eastAsia="Courier New" w:hAnsi="Courier New" w:cs="Courier New"/>
-                <w:color w:val="D4D4D4"/>
-                <w:sz w:val="18"/>
-                <w:szCs w:val="18"/>
-                <w:lang w:val="en-US"/>
-              </w:rPr>
-              <w:t>badgeColor</w:t>
-            </w:r>
-            <w:proofErr w:type="spellEnd"/>
-            <w:r>
-              <w:rPr>
-                <w:rFonts w:ascii="Courier New" w:eastAsia="Courier New" w:hAnsi="Courier New" w:cs="Courier New"/>
-                <w:color w:val="D4D4D4"/>
-                <w:sz w:val="18"/>
-                <w:szCs w:val="18"/>
-                <w:lang w:val="en-US"/>
-              </w:rPr>
-              <w:t>} mb-2`}&gt;{</w:t>
+              <w:t>`badge ${badgeColor} mb-2`}&gt;{</w:t>
             </w:r>
             <w:proofErr w:type="spellStart"/>
             <w:r>
@@ -11158,7 +11136,7 @@
         </w:pBdr>
         <w:spacing w:before="280" w:after="100"/>
         <w:rPr>
-          <w:lang w:val="nb-NO"/>
+          <w:lang w:val="en-US"/>
         </w:rPr>
       </w:pPr>
       <w:r>
@@ -11168,7 +11146,7 @@
           <w:color w:val="1A3557"/>
           <w:sz w:val="22"/>
           <w:szCs w:val="22"/>
-          <w:lang w:val="nb-NO"/>
+          <w:lang w:val="en-US"/>
         </w:rPr>
         <w:t>F. LATIHAN DAN TUGAS MANDIRI</w:t>
       </w:r>
@@ -11177,7 +11155,7 @@
       <w:pPr>
         <w:spacing w:before="200" w:after="80"/>
         <w:rPr>
-          <w:lang w:val="nb-NO"/>
+          <w:lang w:val="en-US"/>
         </w:rPr>
       </w:pPr>
       <w:r>
@@ -11187,7 +11165,7 @@
           <w:color w:val="2C5F8A"/>
           <w:sz w:val="21"/>
           <w:szCs w:val="21"/>
-          <w:lang w:val="nb-NO"/>
+          <w:lang w:val="en-US"/>
         </w:rPr>
         <w:t xml:space="preserve">F.1 Latihan 1 – </w:t>
       </w:r>
@@ -12136,7 +12114,7 @@
         <w:spacing w:before="60" w:after="120"/>
         <w:jc w:val="center"/>
         <w:rPr>
-          <w:lang w:val="nb-NO"/>
+          <w:lang w:val="en-US"/>
         </w:rPr>
       </w:pPr>
       <w:r>
@@ -12144,7 +12122,7 @@
           <w:color w:val="555555"/>
           <w:sz w:val="18"/>
           <w:szCs w:val="18"/>
-          <w:lang w:val="nb-NO"/>
+          <w:lang w:val="en-US"/>
         </w:rPr>
         <w:t xml:space="preserve">Gambar F.1 – </w:t>
       </w:r>
@@ -12153,16 +12131,36 @@
           <w:color w:val="555555"/>
           <w:sz w:val="18"/>
           <w:szCs w:val="18"/>
-          <w:lang w:val="nb-NO"/>
+          <w:lang w:val="en-US"/>
         </w:rPr>
-        <w:t>Output dari Latihan 1</w:t>
+        <w:t xml:space="preserve">Output </w:t>
+      </w:r>
+      <w:proofErr w:type="spellStart"/>
+      <w:r>
+        <w:rPr>
+          <w:color w:val="555555"/>
+          <w:sz w:val="18"/>
+          <w:szCs w:val="18"/>
+          <w:lang w:val="en-US"/>
+        </w:rPr>
+        <w:t>dari</w:t>
+      </w:r>
+      <w:proofErr w:type="spellEnd"/>
+      <w:r>
+        <w:rPr>
+          <w:color w:val="555555"/>
+          <w:sz w:val="18"/>
+          <w:szCs w:val="18"/>
+          <w:lang w:val="en-US"/>
+        </w:rPr>
+        <w:t xml:space="preserve"> Latihan 1</w:t>
       </w:r>
     </w:p>
     <w:p>
       <w:pPr>
         <w:spacing w:before="200" w:after="80"/>
         <w:rPr>
-          <w:lang w:val="nb-NO"/>
+          <w:lang w:val="en-US"/>
         </w:rPr>
       </w:pPr>
       <w:r>
@@ -12172,7 +12170,7 @@
           <w:color w:val="2C5F8A"/>
           <w:sz w:val="21"/>
           <w:szCs w:val="21"/>
-          <w:lang w:val="nb-NO"/>
+          <w:lang w:val="en-US"/>
         </w:rPr>
         <w:t xml:space="preserve">F.2 Latihan 2 – </w:t>
       </w:r>
@@ -13022,20 +13020,29 @@
                 <w:color w:val="D4D4D4"/>
                 <w:sz w:val="18"/>
                 <w:szCs w:val="18"/>
-                <w:lang w:val="en-US"/>
-              </w:rPr>
-            </w:pPr>
-            <w:r>
-              <w:rPr>
-                <w:rFonts w:ascii="Courier New" w:eastAsia="Courier New" w:hAnsi="Courier New" w:cs="Courier New"/>
-                <w:color w:val="D4D4D4"/>
-                <w:sz w:val="18"/>
-                <w:szCs w:val="18"/>
-                <w:lang w:val="en-US"/>
-              </w:rPr>
-              <w:t xml:space="preserve">          &lt;div </w:t>
-            </w:r>
-            <w:proofErr w:type="spellStart"/>
+                <w:lang w:val="nb-NO"/>
+              </w:rPr>
+            </w:pPr>
+            <w:r>
+              <w:rPr>
+                <w:rFonts w:ascii="Courier New" w:eastAsia="Courier New" w:hAnsi="Courier New" w:cs="Courier New"/>
+                <w:color w:val="D4D4D4"/>
+                <w:sz w:val="18"/>
+                <w:szCs w:val="18"/>
+                <w:lang w:val="en-US"/>
+              </w:rPr>
+              <w:t xml:space="preserve">          </w:t>
+            </w:r>
+            <w:r>
+              <w:rPr>
+                <w:rFonts w:ascii="Courier New" w:eastAsia="Courier New" w:hAnsi="Courier New" w:cs="Courier New"/>
+                <w:color w:val="D4D4D4"/>
+                <w:sz w:val="18"/>
+                <w:szCs w:val="18"/>
+                <w:lang w:val="nb-NO"/>
+              </w:rPr>
+              <w:t xml:space="preserve">&lt;div </w:t>
+            </w:r>
             <w:r>
               <w:rPr>
                 <w:rFonts w:ascii="Courier New" w:eastAsia="Courier New" w:hAnsi="Courier New" w:cs="Courier New"/>
@@ -13044,11 +13051,10 @@
                 <w:color w:val="D4D4D4"/>
                 <w:sz w:val="18"/>
                 <w:szCs w:val="18"/>
-                <w:lang w:val="en-US"/>
+                <w:lang w:val="nb-NO"/>
               </w:rPr>
               <w:t>className</w:t>
             </w:r>
-            <w:proofErr w:type="spellEnd"/>
             <w:r>
               <w:rPr>
                 <w:rFonts w:ascii="Courier New" w:eastAsia="Courier New" w:hAnsi="Courier New" w:cs="Courier New"/>
@@ -13057,7 +13063,7 @@
                 <w:color w:val="D4D4D4"/>
                 <w:sz w:val="18"/>
                 <w:szCs w:val="18"/>
-                <w:lang w:val="en-US"/>
+                <w:lang w:val="nb-NO"/>
               </w:rPr>
               <w:t>=</w:t>
             </w:r>
@@ -13067,108 +13073,40 @@
                 <w:color w:val="D4D4D4"/>
                 <w:sz w:val="18"/>
                 <w:szCs w:val="18"/>
-                <w:lang w:val="en-US"/>
-              </w:rPr>
-              <w:t xml:space="preserve">"alert alert-danger </w:t>
-            </w:r>
-            <w:proofErr w:type="spellStart"/>
-            <w:r>
-              <w:rPr>
-                <w:rFonts w:ascii="Courier New" w:eastAsia="Courier New" w:hAnsi="Courier New" w:cs="Courier New"/>
-                <w:color w:val="D4D4D4"/>
-                <w:sz w:val="18"/>
-                <w:szCs w:val="18"/>
-                <w:lang w:val="en-US"/>
-              </w:rPr>
-              <w:t>fw</w:t>
-            </w:r>
-            <w:proofErr w:type="spellEnd"/>
-            <w:r>
-              <w:rPr>
-                <w:rFonts w:ascii="Courier New" w:eastAsia="Courier New" w:hAnsi="Courier New" w:cs="Courier New"/>
-                <w:color w:val="D4D4D4"/>
-                <w:sz w:val="18"/>
-                <w:szCs w:val="18"/>
-                <w:lang w:val="en-US"/>
-              </w:rPr>
-              <w:t xml:space="preserve">-bold"&gt;SISTEM TERKUNCI: </w:t>
-            </w:r>
-            <w:proofErr w:type="spellStart"/>
-            <w:r>
-              <w:rPr>
-                <w:rFonts w:ascii="Courier New" w:eastAsia="Courier New" w:hAnsi="Courier New" w:cs="Courier New"/>
-                <w:color w:val="D4D4D4"/>
-                <w:sz w:val="18"/>
-                <w:szCs w:val="18"/>
-                <w:lang w:val="en-US"/>
-              </w:rPr>
-              <w:t>Tombol</w:t>
-            </w:r>
-            <w:proofErr w:type="spellEnd"/>
-            <w:r>
-              <w:rPr>
-                <w:rFonts w:ascii="Courier New" w:eastAsia="Courier New" w:hAnsi="Courier New" w:cs="Courier New"/>
-                <w:color w:val="D4D4D4"/>
-                <w:sz w:val="18"/>
-                <w:szCs w:val="18"/>
-                <w:lang w:val="en-US"/>
-              </w:rPr>
-              <w:t xml:space="preserve"> </w:t>
-            </w:r>
-            <w:proofErr w:type="spellStart"/>
-            <w:proofErr w:type="gramStart"/>
-            <w:r>
-              <w:rPr>
-                <w:rFonts w:ascii="Courier New" w:eastAsia="Courier New" w:hAnsi="Courier New" w:cs="Courier New"/>
-                <w:color w:val="D4D4D4"/>
-                <w:sz w:val="18"/>
-                <w:szCs w:val="18"/>
-                <w:lang w:val="en-US"/>
-              </w:rPr>
-              <w:t>dinonaktifkan</w:t>
-            </w:r>
-            <w:proofErr w:type="spellEnd"/>
-            <w:r>
-              <w:rPr>
-                <w:rFonts w:ascii="Courier New" w:eastAsia="Courier New" w:hAnsi="Courier New" w:cs="Courier New"/>
-                <w:color w:val="D4D4D4"/>
-                <w:sz w:val="18"/>
-                <w:szCs w:val="18"/>
-                <w:lang w:val="en-US"/>
-              </w:rPr>
-              <w:t>!&lt;</w:t>
-            </w:r>
-            <w:proofErr w:type="gramEnd"/>
-            <w:r>
-              <w:rPr>
-                <w:rFonts w:ascii="Courier New" w:eastAsia="Courier New" w:hAnsi="Courier New" w:cs="Courier New"/>
-                <w:color w:val="D4D4D4"/>
-                <w:sz w:val="18"/>
-                <w:szCs w:val="18"/>
-                <w:lang w:val="en-US"/>
-              </w:rPr>
-              <w:t>/div&gt;</w:t>
-            </w:r>
-          </w:p>
-          <w:p>
-            <w:pPr>
-              <w:rPr>
-                <w:rFonts w:ascii="Courier New" w:eastAsia="Courier New" w:hAnsi="Courier New" w:cs="Courier New"/>
-                <w:color w:val="D4D4D4"/>
-                <w:sz w:val="18"/>
-                <w:szCs w:val="18"/>
-                <w:lang w:val="en-US"/>
-              </w:rPr>
-            </w:pPr>
-            <w:r>
-              <w:rPr>
-                <w:rFonts w:ascii="Courier New" w:eastAsia="Courier New" w:hAnsi="Courier New" w:cs="Courier New"/>
-                <w:color w:val="D4D4D4"/>
-                <w:sz w:val="18"/>
-                <w:szCs w:val="18"/>
-                <w:lang w:val="en-US"/>
-              </w:rPr>
-              <w:t>        )}</w:t>
+                <w:lang w:val="nb-NO"/>
+              </w:rPr>
+              <w:t>"alert alert-danger fw-bold"&gt;SISTEM TERKUNCI: Tombol dinonaktifkan!&lt;/div&gt;</w:t>
+            </w:r>
+          </w:p>
+          <w:p>
+            <w:pPr>
+              <w:rPr>
+                <w:rFonts w:ascii="Courier New" w:eastAsia="Courier New" w:hAnsi="Courier New" w:cs="Courier New"/>
+                <w:color w:val="D4D4D4"/>
+                <w:sz w:val="18"/>
+                <w:szCs w:val="18"/>
+                <w:lang w:val="en-US"/>
+              </w:rPr>
+            </w:pPr>
+            <w:r>
+              <w:rPr>
+                <w:rFonts w:ascii="Courier New" w:eastAsia="Courier New" w:hAnsi="Courier New" w:cs="Courier New"/>
+                <w:color w:val="D4D4D4"/>
+                <w:sz w:val="18"/>
+                <w:szCs w:val="18"/>
+                <w:lang w:val="nb-NO"/>
+              </w:rPr>
+              <w:t xml:space="preserve">        </w:t>
+            </w:r>
+            <w:r>
+              <w:rPr>
+                <w:rFonts w:ascii="Courier New" w:eastAsia="Courier New" w:hAnsi="Courier New" w:cs="Courier New"/>
+                <w:color w:val="D4D4D4"/>
+                <w:sz w:val="18"/>
+                <w:szCs w:val="18"/>
+                <w:lang w:val="en-US"/>
+              </w:rPr>
+              <w:t>)}</w:t>
             </w:r>
           </w:p>
         </w:tc>
@@ -13233,7 +13171,7 @@
               </w:rPr>
               <w:lastRenderedPageBreak/>
               <w:drawing>
-                <wp:inline distT="0" distB="0" distL="0" distR="0" wp14:anchorId="5EE04315" wp14:editId="238470F0">
+                <wp:inline distT="0" distB="0" distL="0" distR="0" wp14:anchorId="5EE04315" wp14:editId="54DC3943">
                   <wp:extent cx="4108450" cy="1672471"/>
                   <wp:effectExtent l="0" t="0" r="6350" b="4445"/>
                   <wp:docPr id="195090950" name="Picture 5"/>
@@ -13282,16 +13220,12 @@
       <w:pPr>
         <w:spacing w:before="60" w:after="120"/>
         <w:jc w:val="center"/>
-        <w:rPr>
-          <w:lang w:val="nb-NO"/>
-        </w:rPr>
       </w:pPr>
       <w:r>
         <w:rPr>
           <w:color w:val="555555"/>
           <w:sz w:val="18"/>
           <w:szCs w:val="18"/>
-          <w:lang w:val="nb-NO"/>
         </w:rPr>
         <w:t xml:space="preserve">Gambar F.2 – </w:t>
       </w:r>
@@ -13300,17 +13234,31 @@
           <w:color w:val="555555"/>
           <w:sz w:val="18"/>
           <w:szCs w:val="18"/>
-          <w:lang w:val="nb-NO"/>
         </w:rPr>
-        <w:t>Output dari Latihan 2</w:t>
+        <w:t xml:space="preserve">Output </w:t>
+      </w:r>
+      <w:proofErr w:type="spellStart"/>
+      <w:r>
+        <w:rPr>
+          <w:color w:val="555555"/>
+          <w:sz w:val="18"/>
+          <w:szCs w:val="18"/>
+        </w:rPr>
+        <w:t>dari</w:t>
+      </w:r>
+      <w:proofErr w:type="spellEnd"/>
+      <w:r>
+        <w:rPr>
+          <w:color w:val="555555"/>
+          <w:sz w:val="18"/>
+          <w:szCs w:val="18"/>
+        </w:rPr>
+        <w:t xml:space="preserve"> Latihan 2</w:t>
       </w:r>
     </w:p>
     <w:p>
       <w:pPr>
         <w:spacing w:before="200" w:after="80"/>
-        <w:rPr>
-          <w:lang w:val="nb-NO"/>
-        </w:rPr>
       </w:pPr>
       <w:r>
         <w:rPr>
@@ -13319,9 +13267,52 @@
           <w:color w:val="2C5F8A"/>
           <w:sz w:val="21"/>
           <w:szCs w:val="21"/>
-          <w:lang w:val="nb-NO"/>
         </w:rPr>
-        <w:t xml:space="preserve">F.3 Tugas Proyek Mini – </w:t>
+        <w:t xml:space="preserve">F.3 </w:t>
+      </w:r>
+      <w:proofErr w:type="spellStart"/>
+      <w:r>
+        <w:rPr>
+          <w:b/>
+          <w:bCs/>
+          <w:color w:val="2C5F8A"/>
+          <w:sz w:val="21"/>
+          <w:szCs w:val="21"/>
+        </w:rPr>
+        <w:t>Tugas</w:t>
+      </w:r>
+      <w:proofErr w:type="spellEnd"/>
+      <w:r>
+        <w:rPr>
+          <w:b/>
+          <w:bCs/>
+          <w:color w:val="2C5F8A"/>
+          <w:sz w:val="21"/>
+          <w:szCs w:val="21"/>
+        </w:rPr>
+        <w:t xml:space="preserve"> </w:t>
+      </w:r>
+      <w:proofErr w:type="spellStart"/>
+      <w:r>
+        <w:rPr>
+          <w:b/>
+          <w:bCs/>
+          <w:color w:val="2C5F8A"/>
+          <w:sz w:val="21"/>
+          <w:szCs w:val="21"/>
+        </w:rPr>
+        <w:t>Proyek</w:t>
+      </w:r>
+      <w:proofErr w:type="spellEnd"/>
+      <w:r>
+        <w:rPr>
+          <w:b/>
+          <w:bCs/>
+          <w:color w:val="2C5F8A"/>
+          <w:sz w:val="21"/>
+          <w:szCs w:val="21"/>
+        </w:rPr>
+        <w:t xml:space="preserve"> Mini – </w:t>
       </w:r>
       <w:proofErr w:type="spellStart"/>
       <w:r>
@@ -13361,16 +13352,34 @@
     <w:p>
       <w:pPr>
         <w:spacing w:before="60" w:after="60"/>
-        <w:rPr>
-          <w:lang w:val="nb-NO"/>
-        </w:rPr>
       </w:pPr>
+      <w:proofErr w:type="spellStart"/>
       <w:r>
         <w:rPr>
           <w:color w:val="333333"/>
-          <w:lang w:val="nb-NO"/>
         </w:rPr>
-        <w:t>Deskripsi proyek mini:</w:t>
+        <w:t>Deskripsi</w:t>
+      </w:r>
+      <w:proofErr w:type="spellEnd"/>
+      <w:r>
+        <w:rPr>
+          <w:color w:val="333333"/>
+        </w:rPr>
+        <w:t xml:space="preserve"> </w:t>
+      </w:r>
+      <w:proofErr w:type="spellStart"/>
+      <w:r>
+        <w:rPr>
+          <w:color w:val="333333"/>
+        </w:rPr>
+        <w:t>proyek</w:t>
+      </w:r>
+      <w:proofErr w:type="spellEnd"/>
+      <w:r>
+        <w:rPr>
+          <w:color w:val="333333"/>
+        </w:rPr>
+        <w:t xml:space="preserve"> mini:</w:t>
       </w:r>
     </w:p>
     <w:tbl>
@@ -13423,15 +13432,40 @@
               </w:numPr>
               <w:rPr>
                 <w:color w:val="2C5F8A"/>
-                <w:lang w:val="nb-NO"/>
-              </w:rPr>
-            </w:pPr>
+                <w:lang w:val="en-US"/>
+              </w:rPr>
+            </w:pPr>
+            <w:proofErr w:type="spellStart"/>
             <w:r>
               <w:rPr>
                 <w:color w:val="2C5F8A"/>
-                <w:lang w:val="nb-NO"/>
-              </w:rPr>
-              <w:t xml:space="preserve">Buat komponen form input: `Plan Time`, `Run Time`, `Total Parts`, `Good Parts`. </w:t>
+                <w:lang w:val="en-US"/>
+              </w:rPr>
+              <w:t>Buat</w:t>
+            </w:r>
+            <w:proofErr w:type="spellEnd"/>
+            <w:r>
+              <w:rPr>
+                <w:color w:val="2C5F8A"/>
+                <w:lang w:val="en-US"/>
+              </w:rPr>
+              <w:t xml:space="preserve"> </w:t>
+            </w:r>
+            <w:proofErr w:type="spellStart"/>
+            <w:r>
+              <w:rPr>
+                <w:color w:val="2C5F8A"/>
+                <w:lang w:val="en-US"/>
+              </w:rPr>
+              <w:t>komponen</w:t>
+            </w:r>
+            <w:proofErr w:type="spellEnd"/>
+            <w:r>
+              <w:rPr>
+                <w:color w:val="2C5F8A"/>
+                <w:lang w:val="en-US"/>
+              </w:rPr>
+              <w:t xml:space="preserve"> form input: `Plan Time`, `Run Time`, `Total Parts`, `Good Parts`. </w:t>
             </w:r>
           </w:p>
           <w:p>
@@ -13536,7 +13570,7 @@
               </w:numPr>
               <w:rPr>
                 <w:color w:val="2C5F8A"/>
-                <w:lang w:val="nb-NO"/>
+                <w:lang w:val="en-US"/>
               </w:rPr>
             </w:pPr>
             <w:proofErr w:type="spellStart"/>
@@ -13629,7 +13663,7 @@
               </w:numPr>
               <w:rPr>
                 <w:color w:val="2C5F8A"/>
-                <w:lang w:val="nb-NO"/>
+                <w:lang w:val="en-US"/>
               </w:rPr>
             </w:pPr>
             <w:proofErr w:type="spellStart"/>
@@ -13658,7 +13692,7 @@
               </w:numPr>
               <w:rPr>
                 <w:color w:val="2C5F8A"/>
-                <w:lang w:val="nb-NO"/>
+                <w:lang w:val="en-US"/>
               </w:rPr>
             </w:pPr>
             <w:proofErr w:type="spellStart"/>
@@ -13728,9 +13762,73 @@
             <w:r>
               <w:rPr>
                 <w:color w:val="2C5F8A"/>
-                <w:lang w:val="nb-NO"/>
-              </w:rPr>
-              <w:t>Jika OEE &lt; 50%, warnanya merah. Jika &gt; 85%, warnanya hijau.</w:t>
+                <w:lang w:val="en-US"/>
+              </w:rPr>
+              <w:t xml:space="preserve">Jika OEE &lt; 50%, </w:t>
+            </w:r>
+            <w:proofErr w:type="spellStart"/>
+            <w:r>
+              <w:rPr>
+                <w:color w:val="2C5F8A"/>
+                <w:lang w:val="en-US"/>
+              </w:rPr>
+              <w:t>warnanya</w:t>
+            </w:r>
+            <w:proofErr w:type="spellEnd"/>
+            <w:r>
+              <w:rPr>
+                <w:color w:val="2C5F8A"/>
+                <w:lang w:val="en-US"/>
+              </w:rPr>
+              <w:t xml:space="preserve"> </w:t>
+            </w:r>
+            <w:proofErr w:type="spellStart"/>
+            <w:r>
+              <w:rPr>
+                <w:color w:val="2C5F8A"/>
+                <w:lang w:val="en-US"/>
+              </w:rPr>
+              <w:t>merah</w:t>
+            </w:r>
+            <w:proofErr w:type="spellEnd"/>
+            <w:r>
+              <w:rPr>
+                <w:color w:val="2C5F8A"/>
+                <w:lang w:val="en-US"/>
+              </w:rPr>
+              <w:t xml:space="preserve">. Jika &gt; 85%, </w:t>
+            </w:r>
+            <w:proofErr w:type="spellStart"/>
+            <w:r>
+              <w:rPr>
+                <w:color w:val="2C5F8A"/>
+                <w:lang w:val="en-US"/>
+              </w:rPr>
+              <w:t>warnanya</w:t>
+            </w:r>
+            <w:proofErr w:type="spellEnd"/>
+            <w:r>
+              <w:rPr>
+                <w:color w:val="2C5F8A"/>
+                <w:lang w:val="en-US"/>
+              </w:rPr>
+              <w:t xml:space="preserve"> </w:t>
+            </w:r>
+            <w:proofErr w:type="spellStart"/>
+            <w:r>
+              <w:rPr>
+                <w:color w:val="2C5F8A"/>
+                <w:lang w:val="en-US"/>
+              </w:rPr>
+              <w:t>hijau</w:t>
+            </w:r>
+            <w:proofErr w:type="spellEnd"/>
+            <w:r>
+              <w:rPr>
+                <w:color w:val="2C5F8A"/>
+                <w:lang w:val="en-US"/>
+              </w:rPr>
+              <w:t>.</w:t>
             </w:r>
           </w:p>
         </w:tc>
@@ -13739,7 +13837,7 @@
     <w:p>
       <w:pPr>
         <w:rPr>
-          <w:lang w:val="nb-NO"/>
+          <w:lang w:val="en-US"/>
         </w:rPr>
       </w:pPr>
     </w:p>
@@ -18961,7 +19059,7 @@
                 <w:lang w:val="nb-NO"/>
               </w:rPr>
               <w:drawing>
-                <wp:inline distT="0" distB="0" distL="0" distR="0" wp14:anchorId="4CB38296" wp14:editId="131EE6AF">
+                <wp:inline distT="0" distB="0" distL="0" distR="0" wp14:anchorId="4CB38296" wp14:editId="52424EF7">
                   <wp:extent cx="2400300" cy="2034822"/>
                   <wp:effectExtent l="0" t="0" r="0" b="3810"/>
                   <wp:docPr id="138065495" name="Picture 6"/>
@@ -19008,7 +19106,7 @@
                 <w:lang w:val="nb-NO"/>
               </w:rPr>
               <w:drawing>
-                <wp:inline distT="0" distB="0" distL="0" distR="0" wp14:anchorId="77BAF29E" wp14:editId="6A106C7D">
+                <wp:inline distT="0" distB="0" distL="0" distR="0" wp14:anchorId="77BAF29E" wp14:editId="7060F274">
                   <wp:extent cx="2400300" cy="2023910"/>
                   <wp:effectExtent l="0" t="0" r="0" b="0"/>
                   <wp:docPr id="2062651344" name="Picture 7"/>
@@ -21053,13 +21151,7 @@
         </w:tc>
       </w:tr>
     </w:tbl>
-    <w:p>
-      <w:pPr>
-        <w:rPr>
-          <w:lang w:val="nb-NO"/>
-        </w:rPr>
-      </w:pPr>
-    </w:p>
+    <w:p/>
     <w:p>
       <w:pPr>
         <w:pBdr>
@@ -24797,6 +24889,7 @@
   <w:style w:type="character" w:default="1" w:styleId="DefaultParagraphFont">
     <w:name w:val="Default Paragraph Font"/>
     <w:uiPriority w:val="1"/>
+    <w:semiHidden/>
     <w:unhideWhenUsed/>
   </w:style>
   <w:style w:type="table" w:default="1" w:styleId="TableNormal">
